--- a/materials/03-reading-packs/Reading-Pack-Intermediate-Week-4-Sessions-13-16.docx
+++ b/materials/03-reading-packs/Reading-Pack-Intermediate-Week-4-Sessions-13-16.docx
@@ -37,7 +37,7 @@
         <w:pStyle w:val="FirstParagraph"/>
       </w:pPr>
       <w:r>
-        <w:t xml:space="preserve">Week 4 is application controls — procure-to-pay and order-to-cash — and the close of the Intermediate level. Workpaper 3 is assigned in session 13 and due before session 16.</w:t>
+        <w:t xml:space="preserve">Week 4 is application controls — procure-to-pay and order-to-cash — and the close of the Intermediate level. Workpaper 3 is assigned in session 13 and due 23:59 CT on the day of session 15.</w:t>
       </w:r>
     </w:p>
     <w:p>
@@ -155,7 +155,7 @@
         <w:t xml:space="preserve"> </w:t>
       </w:r>
       <w:r>
-        <w:t xml:space="preserve">— due before session 16.</w:t>
+        <w:t xml:space="preserve">— due 23:59 CT on the day of session 15.</w:t>
       </w:r>
     </w:p>
     <w:bookmarkStart w:id="25" w:name="book-25-the-file-that-left-twice"/>
